--- a/dev/outputs/example.docx
+++ b/dev/outputs/example.docx
@@ -13,7 +13,9 @@
         <w:tblCellSpacing w:w="20"/>
       </w:tblPr>
       <w:tr>
-        <w:trPr/>
+        <w:trPr>
+          <w:tblHeader/>
+        </w:trPr>
         <w:tc>
           <w:tcPr>
             <w:tcBorders>
@@ -30,7 +32,9 @@
         </w:tc>
       </w:tr>
       <w:tr>
-        <w:trPr/>
+        <w:trPr>
+          <w:tblHeader/>
+        </w:trPr>
         <w:tc>
           <w:tcPr>
             <w:tcMar/>
@@ -80,7 +84,9 @@
         </w:tc>
       </w:tr>
       <w:tr>
-        <w:trPr/>
+        <w:trPr>
+          <w:tblHeader/>
+        </w:trPr>
         <w:tc>
           <w:tcPr>
             <w:tcMar/>
@@ -167,7 +173,9 @@
         </w:tc>
       </w:tr>
       <w:tr>
-        <w:trPr/>
+        <w:trPr>
+          <w:tblHeader/>
+        </w:trPr>
         <w:tc>
           <w:tcPr>
             <w:tcBorders>

--- a/dev/outputs/example.docx
+++ b/dev/outputs/example.docx
@@ -111,7 +111,7 @@
               <w:rPr>
                 <w:b/>
               </w:rPr>
-              <w:t>Overall</w:t>
+              <w:t>Total</w:t>
             </w:r>
             <w:r>
               <w:rPr/>
